--- a/MasCleaners/wwwroot/exports/invoice-template.docx
+++ b/MasCleaners/wwwroot/exports/invoice-template.docx
@@ -2,467 +2,288 @@
 <file path=word/document.xml><?xml version="1.0" encoding="utf-8"?>
 <w:document xmlns:wpc="http://schemas.microsoft.com/office/word/2010/wordprocessingCanvas" xmlns:cx="http://schemas.microsoft.com/office/drawing/2014/chartex" xmlns:cx1="http://schemas.microsoft.com/office/drawing/2015/9/8/chartex" xmlns:cx2="http://schemas.microsoft.com/office/drawing/2015/10/21/chartex" xmlns:cx3="http://schemas.microsoft.com/office/drawing/2016/5/9/chartex" xmlns:cx4="http://schemas.microsoft.com/office/drawing/2016/5/10/chartex" xmlns:cx5="http://schemas.microsoft.com/office/drawing/2016/5/11/chartex" xmlns:cx6="http://schemas.microsoft.com/office/drawing/2016/5/12/chartex" xmlns:cx7="http://schemas.microsoft.com/office/drawing/2016/5/13/chartex" xmlns:cx8="http://schemas.microsoft.com/office/drawing/2016/5/14/chartex" xmlns:mc="http://schemas.openxmlformats.org/markup-compatibility/2006" xmlns:aink="http://schemas.microsoft.com/office/drawing/2016/ink" xmlns:am3d="http://schemas.microsoft.com/office/drawing/2017/model3d" xmlns:o="urn:schemas-microsoft-com:office:office" xmlns:oel="http://schemas.microsoft.com/office/2019/extlst" xmlns:r="http://schemas.openxmlformats.org/officeDocument/2006/relationships" xmlns:m="http://schemas.openxmlformats.org/officeDocument/2006/math" xmlns:v="urn:schemas-microsoft-com:vml" xmlns:wp14="http://schemas.microsoft.com/office/word/2010/wordprocessingDrawing" xmlns:wp="http://schemas.openxmlformats.org/drawingml/2006/wordprocessingDrawing" xmlns:w10="urn:schemas-microsoft-com:office:word" xmlns:w="http://schemas.openxmlformats.org/wordprocessingml/2006/main" xmlns:w14="http://schemas.microsoft.com/office/word/2010/wordml" xmlns:w15="http://schemas.microsoft.com/office/word/2012/wordml" xmlns:w16cex="http://schemas.microsoft.com/office/word/2018/wordml/cex" xmlns:w16cid="http://schemas.microsoft.com/office/word/2016/wordml/cid" xmlns:w16="http://schemas.microsoft.com/office/word/2018/wordml" xmlns:w16du="http://schemas.microsoft.com/office/word/2023/wordml/word16du" xmlns:w16sdtdh="http://schemas.microsoft.com/office/word/2020/wordml/sdtdatahash" xmlns:w16sdtfl="http://schemas.microsoft.com/office/word/2024/wordml/sdtformatlock" xmlns:w16se="http://schemas.microsoft.com/office/word/2015/wordml/symex" xmlns:wpg="http://schemas.microsoft.com/office/word/2010/wordprocessingGroup" xmlns:wpi="http://schemas.microsoft.com/office/word/2010/wordprocessingInk" xmlns:wne="http://schemas.microsoft.com/office/word/2006/wordml" xmlns:wps="http://schemas.microsoft.com/office/word/2010/wordprocessingShape" mc:Ignorable="w14 w15 w16se w16cid w16 w16cex w16sdtdh w16sdtfl w16du wp14">
   <w:body>
-    <w:p>
-      <w:r>
-        <w:rPr>
-          <w:noProof/>
-        </w:rPr>
-        <mc:AlternateContent>
-          <mc:Choice Requires="wps">
-            <w:drawing>
-              <wp:anchor distT="0" distB="0" distL="114300" distR="114300" simplePos="0" relativeHeight="251660288" behindDoc="0" locked="0" layoutInCell="1" allowOverlap="1" wp14:anchorId="721BE13C" wp14:editId="1C8567AD">
-                <wp:simplePos x="0" y="0"/>
-                <wp:positionH relativeFrom="column">
-                  <wp:posOffset>2651760</wp:posOffset>
-                </wp:positionH>
-                <wp:positionV relativeFrom="paragraph">
-                  <wp:posOffset>307571</wp:posOffset>
-                </wp:positionV>
-                <wp:extent cx="3375660" cy="1127760"/>
-                <wp:effectExtent l="0" t="0" r="0" b="0"/>
-                <wp:wrapNone/>
-                <wp:docPr id="1481379403" name="Rectangle 2"/>
-                <wp:cNvGraphicFramePr/>
-                <a:graphic xmlns:a="http://schemas.openxmlformats.org/drawingml/2006/main">
-                  <a:graphicData uri="http://schemas.microsoft.com/office/word/2010/wordprocessingShape">
-                    <wps:wsp>
-                      <wps:cNvSpPr/>
-                      <wps:spPr>
-                        <a:xfrm>
-                          <a:off x="0" y="0"/>
-                          <a:ext cx="3375660" cy="1127760"/>
-                        </a:xfrm>
-                        <a:prstGeom prst="rect">
-                          <a:avLst/>
-                        </a:prstGeom>
-                        <a:noFill/>
-                        <a:ln>
-                          <a:noFill/>
-                        </a:ln>
-                      </wps:spPr>
-                      <wps:style>
-                        <a:lnRef idx="2">
-                          <a:schemeClr val="accent1">
-                            <a:shade val="15000"/>
-                          </a:schemeClr>
-                        </a:lnRef>
-                        <a:fillRef idx="1">
-                          <a:schemeClr val="accent1"/>
-                        </a:fillRef>
-                        <a:effectRef idx="0">
-                          <a:schemeClr val="accent1"/>
-                        </a:effectRef>
-                        <a:fontRef idx="minor">
-                          <a:schemeClr val="lt1"/>
-                        </a:fontRef>
-                      </wps:style>
-                      <wps:txbx>
-                        <w:txbxContent>
-                          <w:p>
-                            <w:pPr>
-                              <w:spacing w:after="0"/>
-                              <w:jc w:val="right"/>
-                              <w:rPr>
-                                <w:color w:val="0D0D0D" w:themeColor="text1" w:themeTint="F2"/>
-                                <w:sz w:val="20"/>
-                                <w:szCs w:val="20"/>
-                              </w:rPr>
-                            </w:pPr>
-                            <w:r>
-                              <w:rPr>
-                                <w:color w:val="0D0D0D" w:themeColor="text1" w:themeTint="F2"/>
-                                <w:sz w:val="20"/>
-                                <w:szCs w:val="20"/>
-                              </w:rPr>
-                              <w:t xml:space="preserve">Unit 7 Fischer Park, 9 Blessing Ninela Road Hillcrest, KwaZulu-Natal South Africa </w:t>
-                            </w:r>
-                          </w:p>
-                          <w:p>
-                            <w:pPr>
-                              <w:spacing w:after="0"/>
-                              <w:jc w:val="right"/>
-                              <w:rPr>
-                                <w:color w:val="0D0D0D" w:themeColor="text1" w:themeTint="F2"/>
-                                <w:sz w:val="20"/>
-                                <w:szCs w:val="20"/>
-                              </w:rPr>
-                            </w:pPr>
-                            <w:r>
-                              <w:rPr>
-                                <w:color w:val="0D0D0D" w:themeColor="text1" w:themeTint="F2"/>
-                                <w:sz w:val="20"/>
-                                <w:szCs w:val="20"/>
-                              </w:rPr>
-                              <w:t xml:space="preserve">Tel: +27 31 100 0767 </w:t>
-                            </w:r>
-                          </w:p>
-                          <w:p>
-                            <w:pPr>
-                              <w:spacing w:after="0"/>
-                              <w:jc w:val="right"/>
-                              <w:rPr>
-                                <w:color w:val="0D0D0D" w:themeColor="text1" w:themeTint="F2"/>
-                                <w:sz w:val="20"/>
-                                <w:szCs w:val="20"/>
-                              </w:rPr>
-                            </w:pPr>
-                            <w:r>
-                              <w:rPr>
-                                <w:color w:val="0D0D0D" w:themeColor="text1" w:themeTint="F2"/>
-                                <w:sz w:val="20"/>
-                                <w:szCs w:val="20"/>
-                              </w:rPr>
-                              <w:t xml:space="preserve">Email: </w:t>
-                            </w:r>
-                            <w:hyperlink r:id="rId7" w:history="1">
-                              <w:r>
-                                <w:rPr>
-                                  <w:rStyle w:val="Hyperlink"/>
-                                  <w:color w:val="0D0D0D" w:themeColor="text1" w:themeTint="F2"/>
-                                  <w:sz w:val="20"/>
-                                  <w:szCs w:val="20"/>
-                                </w:rPr>
-                                <w:t>info@electronic-cemetery.com</w:t>
-                              </w:r>
-                            </w:hyperlink>
-                            <w:r>
-                              <w:rPr>
-                                <w:color w:val="0D0D0D" w:themeColor="text1" w:themeTint="F2"/>
-                                <w:sz w:val="20"/>
-                                <w:szCs w:val="20"/>
-                              </w:rPr>
-                              <w:t xml:space="preserve"> </w:t>
-                            </w:r>
-                          </w:p>
-                          <w:p>
-                            <w:pPr>
-                              <w:spacing w:after="0"/>
-                              <w:jc w:val="right"/>
-                              <w:rPr>
-                                <w:color w:val="0D0D0D" w:themeColor="text1" w:themeTint="F2"/>
-                                <w:sz w:val="20"/>
-                                <w:szCs w:val="20"/>
-                              </w:rPr>
-                            </w:pPr>
-                            <w:r>
-                              <w:rPr>
-                                <w:color w:val="0D0D0D" w:themeColor="text1" w:themeTint="F2"/>
-                                <w:sz w:val="20"/>
-                                <w:szCs w:val="20"/>
-                              </w:rPr>
-                              <w:t>Website: http://www.electronic-cemetery.com 2013/195360/07 | VAT #: 4350276202</w:t>
-                            </w:r>
-                          </w:p>
-                        </w:txbxContent>
-                      </wps:txbx>
-                      <wps:bodyPr rot="0" spcFirstLastPara="0" vertOverflow="overflow" horzOverflow="overflow" vert="horz" wrap="square" lIns="91440" tIns="45720" rIns="91440" bIns="45720" numCol="1" spcCol="0" rtlCol="0" fromWordArt="0" anchor="ctr" anchorCtr="0" forceAA="0" compatLnSpc="1">
-                        <a:prstTxWarp prst="textNoShape">
-                          <a:avLst/>
-                        </a:prstTxWarp>
-                        <a:noAutofit/>
-                      </wps:bodyPr>
-                    </wps:wsp>
-                  </a:graphicData>
-                </a:graphic>
-                <wp14:sizeRelH relativeFrom="margin">
-                  <wp14:pctWidth>0</wp14:pctWidth>
-                </wp14:sizeRelH>
-                <wp14:sizeRelV relativeFrom="margin">
-                  <wp14:pctHeight>0</wp14:pctHeight>
-                </wp14:sizeRelV>
-              </wp:anchor>
-            </w:drawing>
-          </mc:Choice>
-          <mc:Fallback>
-            <w:pict>
-              <v:rect w14:anchorId="721BE13C" id="Rectangle 2" o:spid="_x0000_s1026" style="position:absolute;margin-left:208.8pt;margin-top:24.2pt;width:265.8pt;height:88.8pt;z-index:251660288;visibility:visible;mso-wrap-style:square;mso-width-percent:0;mso-height-percent:0;mso-wrap-distance-left:9pt;mso-wrap-distance-top:0;mso-wrap-distance-right:9pt;mso-wrap-distance-bottom:0;mso-position-horizontal:absolute;mso-position-horizontal-relative:text;mso-position-vertical:absolute;mso-position-vertical-relative:text;mso-width-percent:0;mso-height-percent:0;mso-width-relative:margin;mso-height-relative:margin;v-text-anchor:middle" o:gfxdata="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" filled="f" stroked="f" strokeweight="1pt">
-                <v:textbox>
-                  <w:txbxContent>
-                    <w:p>
-                      <w:pPr>
-                        <w:spacing w:after="0"/>
-                        <w:jc w:val="right"/>
-                        <w:rPr>
-                          <w:color w:val="0D0D0D" w:themeColor="text1" w:themeTint="F2"/>
-                          <w:sz w:val="20"/>
-                          <w:szCs w:val="20"/>
-                        </w:rPr>
-                      </w:pPr>
-                      <w:r>
-                        <w:rPr>
-                          <w:color w:val="0D0D0D" w:themeColor="text1" w:themeTint="F2"/>
-                          <w:sz w:val="20"/>
-                          <w:szCs w:val="20"/>
-                        </w:rPr>
-                        <w:t xml:space="preserve">Unit 7 Fischer Park, 9 Blessing Ninela Road Hillcrest, KwaZulu-Natal South Africa </w:t>
-                      </w:r>
-                    </w:p>
-                    <w:p>
-                      <w:pPr>
-                        <w:spacing w:after="0"/>
-                        <w:jc w:val="right"/>
-                        <w:rPr>
-                          <w:color w:val="0D0D0D" w:themeColor="text1" w:themeTint="F2"/>
-                          <w:sz w:val="20"/>
-                          <w:szCs w:val="20"/>
-                        </w:rPr>
-                      </w:pPr>
-                      <w:r>
-                        <w:rPr>
-                          <w:color w:val="0D0D0D" w:themeColor="text1" w:themeTint="F2"/>
-                          <w:sz w:val="20"/>
-                          <w:szCs w:val="20"/>
-                        </w:rPr>
-                        <w:t xml:space="preserve">Tel: +27 31 100 0767 </w:t>
-                      </w:r>
-                    </w:p>
-                    <w:p>
-                      <w:pPr>
-                        <w:spacing w:after="0"/>
-                        <w:jc w:val="right"/>
-                        <w:rPr>
-                          <w:color w:val="0D0D0D" w:themeColor="text1" w:themeTint="F2"/>
-                          <w:sz w:val="20"/>
-                          <w:szCs w:val="20"/>
-                        </w:rPr>
-                      </w:pPr>
-                      <w:r>
-                        <w:rPr>
-                          <w:color w:val="0D0D0D" w:themeColor="text1" w:themeTint="F2"/>
-                          <w:sz w:val="20"/>
-                          <w:szCs w:val="20"/>
-                        </w:rPr>
-                        <w:t xml:space="preserve">Email: </w:t>
-                      </w:r>
-                      <w:hyperlink r:id="rId8" w:history="1">
-                        <w:r>
-                          <w:rPr>
-                            <w:rStyle w:val="Hyperlink"/>
-                            <w:color w:val="0D0D0D" w:themeColor="text1" w:themeTint="F2"/>
-                            <w:sz w:val="20"/>
-                            <w:szCs w:val="20"/>
-                          </w:rPr>
-                          <w:t>info@electronic-cemetery.com</w:t>
-                        </w:r>
-                      </w:hyperlink>
-                      <w:r>
-                        <w:rPr>
-                          <w:color w:val="0D0D0D" w:themeColor="text1" w:themeTint="F2"/>
-                          <w:sz w:val="20"/>
-                          <w:szCs w:val="20"/>
-                        </w:rPr>
-                        <w:t xml:space="preserve"> </w:t>
-                      </w:r>
-                    </w:p>
-                    <w:p>
-                      <w:pPr>
-                        <w:spacing w:after="0"/>
-                        <w:jc w:val="right"/>
-                        <w:rPr>
-                          <w:color w:val="0D0D0D" w:themeColor="text1" w:themeTint="F2"/>
-                          <w:sz w:val="20"/>
-                          <w:szCs w:val="20"/>
-                        </w:rPr>
-                      </w:pPr>
-                      <w:r>
-                        <w:rPr>
-                          <w:color w:val="0D0D0D" w:themeColor="text1" w:themeTint="F2"/>
-                          <w:sz w:val="20"/>
-                          <w:szCs w:val="20"/>
-                        </w:rPr>
-                        <w:t>Website: http://www.electronic-cemetery.com 2013/195360/07 | VAT #: 4350276202</w:t>
-                      </w:r>
-                    </w:p>
-                  </w:txbxContent>
-                </v:textbox>
-              </v:rect>
-            </w:pict>
-          </mc:Fallback>
-        </mc:AlternateContent>
-      </w:r>
-      <w:r>
-        <w:rPr>
-          <w:noProof/>
-        </w:rPr>
-        <mc:AlternateContent>
-          <mc:Choice Requires="wps">
-            <w:drawing>
-              <wp:anchor distT="45720" distB="45720" distL="114300" distR="114300" simplePos="0" relativeHeight="251662336" behindDoc="1" locked="0" layoutInCell="1" allowOverlap="1" wp14:anchorId="28FA4A32" wp14:editId="6C47C6FB">
-                <wp:simplePos x="0" y="0"/>
-                <wp:positionH relativeFrom="margin">
-                  <wp:posOffset>4293523</wp:posOffset>
-                </wp:positionH>
-                <wp:positionV relativeFrom="paragraph">
-                  <wp:posOffset>173</wp:posOffset>
-                </wp:positionV>
-                <wp:extent cx="1699260" cy="396240"/>
-                <wp:effectExtent l="0" t="0" r="0" b="3810"/>
-                <wp:wrapTight wrapText="bothSides">
-                  <wp:wrapPolygon edited="0">
-                    <wp:start x="726" y="0"/>
-                    <wp:lineTo x="726" y="20769"/>
-                    <wp:lineTo x="20825" y="20769"/>
-                    <wp:lineTo x="20825" y="0"/>
-                    <wp:lineTo x="726" y="0"/>
-                  </wp:wrapPolygon>
-                </wp:wrapTight>
-                <wp:docPr id="217" name="Text Box 2"/>
-                <wp:cNvGraphicFramePr>
-                  <a:graphicFrameLocks xmlns:a="http://schemas.openxmlformats.org/drawingml/2006/main"/>
-                </wp:cNvGraphicFramePr>
-                <a:graphic xmlns:a="http://schemas.openxmlformats.org/drawingml/2006/main">
-                  <a:graphicData uri="http://schemas.microsoft.com/office/word/2010/wordprocessingShape">
-                    <wps:wsp>
-                      <wps:cNvSpPr txBox="1">
-                        <a:spLocks noChangeArrowheads="1"/>
-                      </wps:cNvSpPr>
-                      <wps:spPr bwMode="auto">
-                        <a:xfrm>
-                          <a:off x="0" y="0"/>
-                          <a:ext cx="1699260" cy="396240"/>
-                        </a:xfrm>
-                        <a:prstGeom prst="rect">
-                          <a:avLst/>
-                        </a:prstGeom>
-                        <a:noFill/>
-                        <a:ln w="9525">
-                          <a:noFill/>
-                          <a:miter lim="800000"/>
-                          <a:headEnd/>
-                          <a:tailEnd/>
-                        </a:ln>
-                      </wps:spPr>
-                      <wps:txbx>
-                        <w:txbxContent>
-                          <w:p>
-                            <w:pPr>
-                              <w:jc w:val="right"/>
-                              <w:rPr>
-                                <w:b/>
-                                <w:bCs/>
-                                <w:color w:val="0D0D0D" w:themeColor="text1" w:themeTint="F2"/>
-                                <w:sz w:val="40"/>
-                                <w:szCs w:val="40"/>
-                              </w:rPr>
-                            </w:pPr>
-                            <w:r>
-                              <w:rPr>
-                                <w:b/>
-                                <w:bCs/>
-                                <w:color w:val="0D0D0D" w:themeColor="text1" w:themeTint="F2"/>
-                                <w:sz w:val="40"/>
-                                <w:szCs w:val="40"/>
-                              </w:rPr>
-                              <w:t>TAX INVOICE</w:t>
-                            </w:r>
-                          </w:p>
-                        </w:txbxContent>
-                      </wps:txbx>
-                      <wps:bodyPr rot="0" vert="horz" wrap="square" lIns="91440" tIns="45720" rIns="91440" bIns="45720" anchor="t" anchorCtr="0">
-                        <a:noAutofit/>
-                      </wps:bodyPr>
-                    </wps:wsp>
-                  </a:graphicData>
-                </a:graphic>
-                <wp14:sizeRelH relativeFrom="margin">
-                  <wp14:pctWidth>0</wp14:pctWidth>
-                </wp14:sizeRelH>
-                <wp14:sizeRelV relativeFrom="margin">
-                  <wp14:pctHeight>0</wp14:pctHeight>
-                </wp14:sizeRelV>
-              </wp:anchor>
-            </w:drawing>
-          </mc:Choice>
-          <mc:Fallback>
-            <w:pict>
-              <v:shapetype w14:anchorId="28FA4A32" id="_x0000_t202" coordsize="21600,21600" o:spt="202" path="m,l,21600r21600,l21600,xe">
-                <v:stroke joinstyle="miter"/>
-                <v:path gradientshapeok="t" o:connecttype="rect"/>
-              </v:shapetype>
-              <v:shape id="Text Box 2" o:spid="_x0000_s1027" type="#_x0000_t202" style="position:absolute;margin-left:338.05pt;margin-top:0;width:133.8pt;height:31.2pt;z-index:-251654144;visibility:visible;mso-wrap-style:square;mso-width-percent:0;mso-height-percent:0;mso-wrap-distance-left:9pt;mso-wrap-distance-top:3.6pt;mso-wrap-distance-right:9pt;mso-wrap-distance-bottom:3.6pt;mso-position-horizontal:absolute;mso-position-horizontal-relative:margin;mso-position-vertical:absolute;mso-position-vertical-relative:text;mso-width-percent:0;mso-height-percent:0;mso-width-relative:margin;mso-height-relative:margin;v-text-anchor:top" o:gfxdata="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" filled="f" stroked="f">
-                <v:textbox>
-                  <w:txbxContent>
-                    <w:p>
-                      <w:pPr>
-                        <w:jc w:val="right"/>
-                        <w:rPr>
-                          <w:b/>
-                          <w:bCs/>
-                          <w:color w:val="0D0D0D" w:themeColor="text1" w:themeTint="F2"/>
-                          <w:sz w:val="40"/>
-                          <w:szCs w:val="40"/>
-                        </w:rPr>
-                      </w:pPr>
-                      <w:r>
-                        <w:rPr>
-                          <w:b/>
-                          <w:bCs/>
-                          <w:color w:val="0D0D0D" w:themeColor="text1" w:themeTint="F2"/>
-                          <w:sz w:val="40"/>
-                          <w:szCs w:val="40"/>
-                        </w:rPr>
-                        <w:t>TAX INVOICE</w:t>
-                      </w:r>
-                    </w:p>
-                  </w:txbxContent>
-                </v:textbox>
-                <w10:wrap type="tight" anchorx="margin"/>
-              </v:shape>
-            </w:pict>
-          </mc:Fallback>
-        </mc:AlternateContent>
-      </w:r>
-      <w:r>
-        <w:rPr>
-          <w:noProof/>
-        </w:rPr>
-        <w:drawing>
-          <wp:inline distT="0" distB="0" distL="0" distR="0" wp14:anchorId="662EEFCC" wp14:editId="51BEB165">
-            <wp:extent cx="2085890" cy="1384922"/>
-            <wp:effectExtent l="0" t="0" r="0" b="6350"/>
-            <wp:docPr id="936169635" name="Picture 4"/>
-            <wp:cNvGraphicFramePr>
-              <a:graphicFrameLocks xmlns:a="http://schemas.openxmlformats.org/drawingml/2006/main" noChangeAspect="1"/>
-            </wp:cNvGraphicFramePr>
-            <a:graphic xmlns:a="http://schemas.openxmlformats.org/drawingml/2006/main">
-              <a:graphicData uri="http://schemas.openxmlformats.org/drawingml/2006/picture">
-                <pic:pic xmlns:pic="http://schemas.openxmlformats.org/drawingml/2006/picture">
-                  <pic:nvPicPr>
-                    <pic:cNvPr id="936169635" name="Picture 936169635"/>
-                    <pic:cNvPicPr/>
-                  </pic:nvPicPr>
-                  <pic:blipFill>
-                    <a:blip r:embed="rId9" cstate="print">
-                      <a:extLst>
-                        <a:ext uri="{28A0092B-C50C-407E-A947-70E740481C1C}">
-                          <a14:useLocalDpi xmlns:a14="http://schemas.microsoft.com/office/drawing/2010/main" val="0"/>
-                        </a:ext>
-                      </a:extLst>
-                    </a:blip>
-                    <a:stretch>
-                      <a:fillRect/>
-                    </a:stretch>
-                  </pic:blipFill>
-                  <pic:spPr>
-                    <a:xfrm>
-                      <a:off x="0" y="0"/>
-                      <a:ext cx="2102748" cy="1396115"/>
-                    </a:xfrm>
-                    <a:prstGeom prst="rect">
-                      <a:avLst/>
-                    </a:prstGeom>
-                  </pic:spPr>
-                </pic:pic>
-              </a:graphicData>
-            </a:graphic>
-          </wp:inline>
-        </w:drawing>
-      </w:r>
-    </w:p>
     <w:tbl>
       <w:tblPr>
         <w:tblStyle w:val="TableGrid"/>
-        <w:tblpPr w:leftFromText="180" w:rightFromText="180" w:vertAnchor="text" w:horzAnchor="margin" w:tblpY="121"/>
+        <w:tblW w:w="0" w:type="auto"/>
+        <w:tblBorders>
+          <w:top w:val="none" w:sz="0" w:space="0" w:color="auto"/>
+          <w:left w:val="none" w:sz="0" w:space="0" w:color="auto"/>
+          <w:bottom w:val="single" w:sz="4" w:space="0" w:color="A5A5A5" w:themeColor="accent3"/>
+          <w:right w:val="none" w:sz="0" w:space="0" w:color="auto"/>
+          <w:insideH w:val="none" w:sz="0" w:space="0" w:color="auto"/>
+          <w:insideV w:val="none" w:sz="0" w:space="0" w:color="auto"/>
+        </w:tblBorders>
+        <w:tblLook w:val="04A0" w:firstRow="1" w:lastRow="0" w:firstColumn="1" w:lastColumn="0" w:noHBand="0" w:noVBand="1"/>
+      </w:tblPr>
+      <w:tblGrid>
+        <w:gridCol w:w="4675"/>
+        <w:gridCol w:w="4675"/>
+      </w:tblGrid>
+      <w:tr>
+        <w:trPr>
+          <w:trHeight w:val="2117"/>
+        </w:trPr>
+        <w:tc>
+          <w:tcPr>
+            <w:tcW w:w="4675" w:type="dxa"/>
+          </w:tcPr>
+          <w:p>
+            <w:r>
+              <w:rPr>
+                <w:noProof/>
+              </w:rPr>
+              <w:drawing>
+                <wp:anchor distT="0" distB="0" distL="114300" distR="114300" simplePos="0" relativeHeight="251658240" behindDoc="0" locked="0" layoutInCell="1" allowOverlap="1" wp14:anchorId="2370FAEC" wp14:editId="7A0ADC03">
+                  <wp:simplePos x="0" y="0"/>
+                  <wp:positionH relativeFrom="column">
+                    <wp:posOffset>204470</wp:posOffset>
+                  </wp:positionH>
+                  <wp:positionV relativeFrom="paragraph">
+                    <wp:posOffset>3175</wp:posOffset>
+                  </wp:positionV>
+                  <wp:extent cx="1076325" cy="1365250"/>
+                  <wp:effectExtent l="0" t="0" r="9525" b="6350"/>
+                  <wp:wrapSquare wrapText="bothSides"/>
+                  <wp:docPr id="571470453" name="Picture 3"/>
+                  <wp:cNvGraphicFramePr>
+                    <a:graphicFrameLocks xmlns:a="http://schemas.openxmlformats.org/drawingml/2006/main" noChangeAspect="1"/>
+                  </wp:cNvGraphicFramePr>
+                  <a:graphic xmlns:a="http://schemas.openxmlformats.org/drawingml/2006/main">
+                    <a:graphicData uri="http://schemas.openxmlformats.org/drawingml/2006/picture">
+                      <pic:pic xmlns:pic="http://schemas.openxmlformats.org/drawingml/2006/picture">
+                        <pic:nvPicPr>
+                          <pic:cNvPr id="571470453" name="Picture 571470453"/>
+                          <pic:cNvPicPr/>
+                        </pic:nvPicPr>
+                        <pic:blipFill>
+                          <a:blip r:embed="rId7" cstate="print">
+                            <a:alphaModFix amt="70000"/>
+                            <a:extLst>
+                              <a:ext uri="{28A0092B-C50C-407E-A947-70E740481C1C}">
+                                <a14:useLocalDpi xmlns:a14="http://schemas.microsoft.com/office/drawing/2010/main" val="0"/>
+                              </a:ext>
+                            </a:extLst>
+                          </a:blip>
+                          <a:stretch>
+                            <a:fillRect/>
+                          </a:stretch>
+                        </pic:blipFill>
+                        <pic:spPr>
+                          <a:xfrm>
+                            <a:off x="0" y="0"/>
+                            <a:ext cx="1076325" cy="1365250"/>
+                          </a:xfrm>
+                          <a:prstGeom prst="rect">
+                            <a:avLst/>
+                          </a:prstGeom>
+                        </pic:spPr>
+                      </pic:pic>
+                    </a:graphicData>
+                  </a:graphic>
+                  <wp14:sizeRelH relativeFrom="page">
+                    <wp14:pctWidth>0</wp14:pctWidth>
+                  </wp14:sizeRelH>
+                  <wp14:sizeRelV relativeFrom="page">
+                    <wp14:pctHeight>0</wp14:pctHeight>
+                  </wp14:sizeRelV>
+                </wp:anchor>
+              </w:drawing>
+            </w:r>
+          </w:p>
+        </w:tc>
+        <w:tc>
+          <w:tcPr>
+            <w:tcW w:w="4675" w:type="dxa"/>
+          </w:tcPr>
+          <w:p>
+            <w:pPr>
+              <w:jc w:val="right"/>
+              <w:rPr>
+                <w:b/>
+                <w:bCs/>
+                <w:sz w:val="40"/>
+                <w:szCs w:val="40"/>
+              </w:rPr>
+            </w:pPr>
+            <w:r>
+              <w:rPr>
+                <w:b/>
+                <w:bCs/>
+                <w:sz w:val="40"/>
+                <w:szCs w:val="40"/>
+              </w:rPr>
+              <w:t>INVOICE</w:t>
+            </w:r>
+          </w:p>
+          <w:p>
+            <w:pPr>
+              <w:jc w:val="right"/>
+            </w:pPr>
+            <w:proofErr w:type="spellStart"/>
+            <w:r>
+              <w:t>xx_invoice</w:t>
+            </w:r>
+            <w:proofErr w:type="spellEnd"/>
+          </w:p>
+        </w:tc>
+      </w:tr>
+    </w:tbl>
+    <w:tbl>
+      <w:tblPr>
+        <w:tblStyle w:val="TableGrid"/>
+        <w:tblpPr w:leftFromText="180" w:rightFromText="180" w:vertAnchor="text" w:tblpY="152"/>
+        <w:tblW w:w="0" w:type="auto"/>
+        <w:tblBorders>
+          <w:top w:val="none" w:sz="0" w:space="0" w:color="auto"/>
+          <w:left w:val="none" w:sz="0" w:space="0" w:color="auto"/>
+          <w:bottom w:val="single" w:sz="4" w:space="0" w:color="A5A5A5" w:themeColor="accent3"/>
+          <w:right w:val="none" w:sz="0" w:space="0" w:color="auto"/>
+          <w:insideH w:val="none" w:sz="0" w:space="0" w:color="auto"/>
+          <w:insideV w:val="none" w:sz="0" w:space="0" w:color="auto"/>
+        </w:tblBorders>
+        <w:tblLook w:val="04A0" w:firstRow="1" w:lastRow="0" w:firstColumn="1" w:lastColumn="0" w:noHBand="0" w:noVBand="1"/>
+      </w:tblPr>
+      <w:tblGrid>
+        <w:gridCol w:w="3116"/>
+        <w:gridCol w:w="3117"/>
+        <w:gridCol w:w="3117"/>
+      </w:tblGrid>
+      <w:tr>
+        <w:tc>
+          <w:tcPr>
+            <w:tcW w:w="3116" w:type="dxa"/>
+          </w:tcPr>
+          <w:p>
+            <w:pPr>
+              <w:spacing w:line="276" w:lineRule="auto"/>
+              <w:rPr>
+                <w:color w:val="767171" w:themeColor="background2" w:themeShade="80"/>
+              </w:rPr>
+            </w:pPr>
+            <w:r>
+              <w:rPr>
+                <w:color w:val="767171" w:themeColor="background2" w:themeShade="80"/>
+              </w:rPr>
+              <w:t>Invoice date</w:t>
+            </w:r>
+          </w:p>
+        </w:tc>
+        <w:tc>
+          <w:tcPr>
+            <w:tcW w:w="3117" w:type="dxa"/>
+          </w:tcPr>
+          <w:p>
+            <w:pPr>
+              <w:spacing w:line="276" w:lineRule="auto"/>
+              <w:rPr>
+                <w:color w:val="767171" w:themeColor="background2" w:themeShade="80"/>
+              </w:rPr>
+            </w:pPr>
+            <w:r>
+              <w:rPr>
+                <w:color w:val="767171" w:themeColor="background2" w:themeShade="80"/>
+              </w:rPr>
+              <w:t>Booking reference</w:t>
+            </w:r>
+          </w:p>
+        </w:tc>
+        <w:tc>
+          <w:tcPr>
+            <w:tcW w:w="3117" w:type="dxa"/>
+          </w:tcPr>
+          <w:p>
+            <w:pPr>
+              <w:spacing w:line="276" w:lineRule="auto"/>
+              <w:rPr>
+                <w:color w:val="767171" w:themeColor="background2" w:themeShade="80"/>
+              </w:rPr>
+            </w:pPr>
+            <w:r>
+              <w:rPr>
+                <w:color w:val="767171" w:themeColor="background2" w:themeShade="80"/>
+              </w:rPr>
+              <w:t>Payment status</w:t>
+            </w:r>
+          </w:p>
+        </w:tc>
+      </w:tr>
+      <w:tr>
+        <w:tc>
+          <w:tcPr>
+            <w:tcW w:w="3116" w:type="dxa"/>
+          </w:tcPr>
+          <w:p>
+            <w:pPr>
+              <w:spacing w:line="276" w:lineRule="auto"/>
+              <w:rPr>
+                <w:b/>
+                <w:bCs/>
+              </w:rPr>
+            </w:pPr>
+            <w:proofErr w:type="spellStart"/>
+            <w:r>
+              <w:rPr>
+                <w:b/>
+                <w:bCs/>
+              </w:rPr>
+              <w:t>xx_date</w:t>
+            </w:r>
+            <w:proofErr w:type="spellEnd"/>
+          </w:p>
+        </w:tc>
+        <w:tc>
+          <w:tcPr>
+            <w:tcW w:w="3117" w:type="dxa"/>
+          </w:tcPr>
+          <w:p>
+            <w:pPr>
+              <w:spacing w:line="276" w:lineRule="auto"/>
+              <w:rPr>
+                <w:b/>
+                <w:bCs/>
+              </w:rPr>
+            </w:pPr>
+            <w:proofErr w:type="spellStart"/>
+            <w:r>
+              <w:rPr>
+                <w:b/>
+                <w:bCs/>
+              </w:rPr>
+              <w:t>xx_reference</w:t>
+            </w:r>
+            <w:proofErr w:type="spellEnd"/>
+          </w:p>
+        </w:tc>
+        <w:tc>
+          <w:tcPr>
+            <w:tcW w:w="3117" w:type="dxa"/>
+          </w:tcPr>
+          <w:p>
+            <w:pPr>
+              <w:spacing w:line="276" w:lineRule="auto"/>
+              <w:rPr>
+                <w:b/>
+                <w:bCs/>
+              </w:rPr>
+            </w:pPr>
+            <w:proofErr w:type="spellStart"/>
+            <w:r>
+              <w:rPr>
+                <w:b/>
+                <w:bCs/>
+              </w:rPr>
+              <w:t>xx_status</w:t>
+            </w:r>
+            <w:proofErr w:type="spellEnd"/>
+          </w:p>
+        </w:tc>
+      </w:tr>
+    </w:tbl>
+    <w:tbl>
+      <w:tblPr>
+        <w:tblStyle w:val="TableGrid"/>
+        <w:tblpPr w:leftFromText="180" w:rightFromText="180" w:vertAnchor="text" w:horzAnchor="margin" w:tblpY="1146"/>
         <w:tblW w:w="0" w:type="auto"/>
         <w:tblBorders>
           <w:top w:val="none" w:sz="0" w:space="0" w:color="auto"/>
@@ -475,144 +296,78 @@
         <w:tblLook w:val="04A0" w:firstRow="1" w:lastRow="0" w:firstColumn="1" w:lastColumn="0" w:noHBand="0" w:noVBand="1"/>
       </w:tblPr>
       <w:tblGrid>
-        <w:gridCol w:w="5215"/>
-        <w:gridCol w:w="1620"/>
-        <w:gridCol w:w="2515"/>
+        <w:gridCol w:w="5670"/>
+        <w:gridCol w:w="3680"/>
       </w:tblGrid>
       <w:tr>
         <w:tc>
           <w:tcPr>
-            <w:tcW w:w="5215" w:type="dxa"/>
-          </w:tcPr>
-          <w:p>
-            <w:pPr>
-              <w:spacing w:line="276" w:lineRule="auto"/>
+            <w:tcW w:w="5670" w:type="dxa"/>
+          </w:tcPr>
+          <w:p>
+            <w:pPr>
               <w:rPr>
                 <w:b/>
                 <w:bCs/>
-                <w:sz w:val="18"/>
-                <w:szCs w:val="18"/>
               </w:rPr>
             </w:pPr>
             <w:r>
               <w:rPr>
                 <w:b/>
                 <w:bCs/>
-                <w:sz w:val="18"/>
-                <w:szCs w:val="18"/>
-              </w:rPr>
-              <w:t>BILL TO</w:t>
-            </w:r>
-          </w:p>
-        </w:tc>
-        <w:tc>
-          <w:tcPr>
-            <w:tcW w:w="1620" w:type="dxa"/>
-          </w:tcPr>
-          <w:p>
-            <w:pPr>
-              <w:spacing w:line="276" w:lineRule="auto"/>
+              </w:rPr>
+              <w:t>From</w:t>
+            </w:r>
+          </w:p>
+        </w:tc>
+        <w:tc>
+          <w:tcPr>
+            <w:tcW w:w="3680" w:type="dxa"/>
+          </w:tcPr>
+          <w:p>
+            <w:pPr>
               <w:rPr>
                 <w:b/>
                 <w:bCs/>
-                <w:sz w:val="18"/>
-                <w:szCs w:val="18"/>
               </w:rPr>
             </w:pPr>
             <w:r>
               <w:rPr>
                 <w:b/>
                 <w:bCs/>
-                <w:sz w:val="18"/>
-                <w:szCs w:val="18"/>
-              </w:rPr>
-              <w:t>Invoice No.</w:t>
-            </w:r>
-          </w:p>
-        </w:tc>
-        <w:tc>
-          <w:tcPr>
-            <w:tcW w:w="2515" w:type="dxa"/>
-          </w:tcPr>
-          <w:p>
-            <w:pPr>
-              <w:spacing w:line="276" w:lineRule="auto"/>
-              <w:jc w:val="right"/>
-              <w:rPr>
-                <w:sz w:val="18"/>
-                <w:szCs w:val="18"/>
-              </w:rPr>
-            </w:pPr>
-            <w:proofErr w:type="spellStart"/>
-            <w:r>
-              <w:rPr>
-                <w:sz w:val="18"/>
-                <w:szCs w:val="18"/>
-              </w:rPr>
-              <w:t>xx_invoicenumber</w:t>
-            </w:r>
-            <w:proofErr w:type="spellEnd"/>
+              </w:rPr>
+              <w:t>Bill to</w:t>
+            </w:r>
           </w:p>
         </w:tc>
       </w:tr>
       <w:tr>
         <w:tc>
           <w:tcPr>
-            <w:tcW w:w="5215" w:type="dxa"/>
+            <w:tcW w:w="5670" w:type="dxa"/>
           </w:tcPr>
           <w:p>
             <w:pPr>
               <w:spacing w:line="276" w:lineRule="auto"/>
-              <w:rPr>
-                <w:sz w:val="18"/>
-                <w:szCs w:val="18"/>
-              </w:rPr>
-            </w:pPr>
-            <w:proofErr w:type="spellStart"/>
-            <w:r>
-              <w:rPr>
-                <w:sz w:val="18"/>
-                <w:szCs w:val="18"/>
-              </w:rPr>
-              <w:t>xx_customer</w:t>
-            </w:r>
-            <w:proofErr w:type="spellEnd"/>
-          </w:p>
-        </w:tc>
-        <w:tc>
-          <w:tcPr>
-            <w:tcW w:w="1620" w:type="dxa"/>
-          </w:tcPr>
-          <w:p>
-            <w:pPr>
-              <w:spacing w:line="276" w:lineRule="auto"/>
+            </w:pPr>
+            <w:r>
               <w:rPr>
                 <w:b/>
                 <w:bCs/>
-                <w:sz w:val="18"/>
-                <w:szCs w:val="18"/>
-              </w:rPr>
-            </w:pPr>
-            <w:r>
-              <w:rPr>
-                <w:b/>
-                <w:bCs/>
-                <w:sz w:val="18"/>
-                <w:szCs w:val="18"/>
-              </w:rPr>
-              <w:t>Issue Date</w:t>
-            </w:r>
-          </w:p>
-        </w:tc>
-        <w:tc>
-          <w:tcPr>
-            <w:tcW w:w="2515" w:type="dxa"/>
+              </w:rPr>
+              <w:t>MAS Cleaners</w:t>
+            </w:r>
+          </w:p>
+        </w:tc>
+        <w:tc>
+          <w:tcPr>
+            <w:tcW w:w="3680" w:type="dxa"/>
           </w:tcPr>
           <w:p>
             <w:pPr>
               <w:spacing w:line="276" w:lineRule="auto"/>
-              <w:jc w:val="right"/>
-              <w:rPr>
+              <w:rPr>
+                <w:color w:val="767171" w:themeColor="background2" w:themeShade="80"/>
                 <w:sz w:val="18"/>
                 <w:szCs w:val="18"/>
               </w:rPr>
@@ -620,10 +375,11 @@
             <w:proofErr w:type="spellStart"/>
             <w:r>
               <w:rPr>
-                <w:sz w:val="18"/>
-                <w:szCs w:val="18"/>
-              </w:rPr>
-              <w:t>xx_invoicedate</w:t>
+                <w:color w:val="767171" w:themeColor="background2" w:themeShade="80"/>
+                <w:sz w:val="18"/>
+                <w:szCs w:val="18"/>
+              </w:rPr>
+              <w:t>xx_name</w:t>
             </w:r>
             <w:proofErr w:type="spellEnd"/>
           </w:p>
@@ -632,12 +388,36 @@
       <w:tr>
         <w:tc>
           <w:tcPr>
-            <w:tcW w:w="5215" w:type="dxa"/>
+            <w:tcW w:w="5670" w:type="dxa"/>
           </w:tcPr>
           <w:p>
             <w:pPr>
               <w:spacing w:line="276" w:lineRule="auto"/>
               <w:rPr>
+                <w:color w:val="767171" w:themeColor="background2" w:themeShade="80"/>
+                <w:sz w:val="18"/>
+                <w:szCs w:val="18"/>
+              </w:rPr>
+            </w:pPr>
+            <w:r>
+              <w:rPr>
+                <w:color w:val="767171" w:themeColor="background2" w:themeShade="80"/>
+                <w:sz w:val="18"/>
+                <w:szCs w:val="18"/>
+              </w:rPr>
+              <w:t>Professional Cleaning Services</w:t>
+            </w:r>
+          </w:p>
+        </w:tc>
+        <w:tc>
+          <w:tcPr>
+            <w:tcW w:w="3680" w:type="dxa"/>
+          </w:tcPr>
+          <w:p>
+            <w:pPr>
+              <w:spacing w:line="276" w:lineRule="auto"/>
+              <w:rPr>
+                <w:color w:val="767171" w:themeColor="background2" w:themeShade="80"/>
                 <w:sz w:val="18"/>
                 <w:szCs w:val="18"/>
               </w:rPr>
@@ -645,59 +425,11 @@
             <w:proofErr w:type="spellStart"/>
             <w:r>
               <w:rPr>
-                <w:sz w:val="18"/>
-                <w:szCs w:val="18"/>
-              </w:rPr>
-              <w:t>xx_customeraddress</w:t>
-            </w:r>
-            <w:proofErr w:type="spellEnd"/>
-          </w:p>
-        </w:tc>
-        <w:tc>
-          <w:tcPr>
-            <w:tcW w:w="1620" w:type="dxa"/>
-          </w:tcPr>
-          <w:p>
-            <w:pPr>
-              <w:spacing w:line="276" w:lineRule="auto"/>
-              <w:rPr>
-                <w:b/>
-                <w:bCs/>
-                <w:sz w:val="18"/>
-                <w:szCs w:val="18"/>
-              </w:rPr>
-            </w:pPr>
-            <w:r>
-              <w:rPr>
-                <w:b/>
-                <w:bCs/>
-                <w:sz w:val="18"/>
-                <w:szCs w:val="18"/>
-              </w:rPr>
-              <w:t>Invoice Status</w:t>
-            </w:r>
-          </w:p>
-        </w:tc>
-        <w:tc>
-          <w:tcPr>
-            <w:tcW w:w="2515" w:type="dxa"/>
-          </w:tcPr>
-          <w:p>
-            <w:pPr>
-              <w:spacing w:line="276" w:lineRule="auto"/>
-              <w:jc w:val="right"/>
-              <w:rPr>
-                <w:sz w:val="18"/>
-                <w:szCs w:val="18"/>
-              </w:rPr>
-            </w:pPr>
-            <w:proofErr w:type="spellStart"/>
-            <w:r>
-              <w:rPr>
-                <w:sz w:val="18"/>
-                <w:szCs w:val="18"/>
-              </w:rPr>
-              <w:t>xx_invoicestatus</w:t>
+                <w:color w:val="767171" w:themeColor="background2" w:themeShade="80"/>
+                <w:sz w:val="18"/>
+                <w:szCs w:val="18"/>
+              </w:rPr>
+              <w:t>xx_email</w:t>
             </w:r>
             <w:proofErr w:type="spellEnd"/>
           </w:p>
@@ -706,12 +438,36 @@
       <w:tr>
         <w:tc>
           <w:tcPr>
-            <w:tcW w:w="5215" w:type="dxa"/>
+            <w:tcW w:w="5670" w:type="dxa"/>
           </w:tcPr>
           <w:p>
             <w:pPr>
               <w:spacing w:line="276" w:lineRule="auto"/>
               <w:rPr>
+                <w:color w:val="767171" w:themeColor="background2" w:themeShade="80"/>
+                <w:sz w:val="18"/>
+                <w:szCs w:val="18"/>
+              </w:rPr>
+            </w:pPr>
+            <w:r>
+              <w:rPr>
+                <w:color w:val="767171" w:themeColor="background2" w:themeShade="80"/>
+                <w:sz w:val="18"/>
+                <w:szCs w:val="18"/>
+              </w:rPr>
+              <w:t>Free State, South Africa</w:t>
+            </w:r>
+          </w:p>
+        </w:tc>
+        <w:tc>
+          <w:tcPr>
+            <w:tcW w:w="3680" w:type="dxa"/>
+          </w:tcPr>
+          <w:p>
+            <w:pPr>
+              <w:spacing w:line="276" w:lineRule="auto"/>
+              <w:rPr>
+                <w:color w:val="767171" w:themeColor="background2" w:themeShade="80"/>
                 <w:sz w:val="18"/>
                 <w:szCs w:val="18"/>
               </w:rPr>
@@ -719,164 +475,119 @@
             <w:proofErr w:type="spellStart"/>
             <w:r>
               <w:rPr>
-                <w:sz w:val="18"/>
-                <w:szCs w:val="18"/>
-              </w:rPr>
-              <w:t>xx_customeremail</w:t>
+                <w:color w:val="767171" w:themeColor="background2" w:themeShade="80"/>
+                <w:sz w:val="18"/>
+                <w:szCs w:val="18"/>
+              </w:rPr>
+              <w:t>xx_number</w:t>
             </w:r>
             <w:proofErr w:type="spellEnd"/>
-          </w:p>
-        </w:tc>
-        <w:tc>
-          <w:tcPr>
-            <w:tcW w:w="1620" w:type="dxa"/>
-          </w:tcPr>
-          <w:p>
-            <w:pPr>
-              <w:spacing w:line="276" w:lineRule="auto"/>
-              <w:rPr>
-                <w:b/>
-                <w:bCs/>
-                <w:sz w:val="18"/>
-                <w:szCs w:val="18"/>
-              </w:rPr>
-            </w:pPr>
-          </w:p>
-        </w:tc>
-        <w:tc>
-          <w:tcPr>
-            <w:tcW w:w="2515" w:type="dxa"/>
-          </w:tcPr>
-          <w:p>
-            <w:pPr>
-              <w:spacing w:line="276" w:lineRule="auto"/>
-              <w:rPr>
-                <w:sz w:val="18"/>
-                <w:szCs w:val="18"/>
-              </w:rPr>
-            </w:pPr>
           </w:p>
         </w:tc>
       </w:tr>
       <w:tr>
         <w:tc>
           <w:tcPr>
-            <w:tcW w:w="5215" w:type="dxa"/>
+            <w:tcW w:w="5670" w:type="dxa"/>
           </w:tcPr>
           <w:p>
             <w:pPr>
               <w:spacing w:line="276" w:lineRule="auto"/>
               <w:rPr>
-                <w:sz w:val="18"/>
-                <w:szCs w:val="18"/>
-              </w:rPr>
-            </w:pPr>
-            <w:proofErr w:type="spellStart"/>
-            <w:r>
-              <w:rPr>
-                <w:sz w:val="18"/>
-                <w:szCs w:val="18"/>
-              </w:rPr>
-              <w:t>xx_customernumber</w:t>
-            </w:r>
-            <w:proofErr w:type="spellEnd"/>
-          </w:p>
-        </w:tc>
-        <w:tc>
-          <w:tcPr>
-            <w:tcW w:w="1620" w:type="dxa"/>
+                <w:color w:val="767171" w:themeColor="background2" w:themeShade="80"/>
+                <w:sz w:val="18"/>
+                <w:szCs w:val="18"/>
+              </w:rPr>
+            </w:pPr>
+            <w:r>
+              <w:rPr>
+                <w:color w:val="767171" w:themeColor="background2" w:themeShade="80"/>
+                <w:sz w:val="18"/>
+                <w:szCs w:val="18"/>
+              </w:rPr>
+              <w:t>+27 61 490 8391</w:t>
+            </w:r>
+          </w:p>
+        </w:tc>
+        <w:tc>
+          <w:tcPr>
+            <w:tcW w:w="3680" w:type="dxa"/>
           </w:tcPr>
           <w:p>
             <w:pPr>
               <w:spacing w:line="276" w:lineRule="auto"/>
               <w:rPr>
-                <w:sz w:val="18"/>
-                <w:szCs w:val="18"/>
-              </w:rPr>
-            </w:pPr>
-          </w:p>
-        </w:tc>
-        <w:tc>
-          <w:tcPr>
-            <w:tcW w:w="2515" w:type="dxa"/>
-          </w:tcPr>
-          <w:p>
-            <w:pPr>
-              <w:spacing w:line="276" w:lineRule="auto"/>
-              <w:rPr>
-                <w:sz w:val="18"/>
-                <w:szCs w:val="18"/>
-              </w:rPr>
-            </w:pPr>
+                <w:color w:val="3B3838" w:themeColor="background2" w:themeShade="40"/>
+                <w:sz w:val="20"/>
+                <w:szCs w:val="20"/>
+              </w:rPr>
+            </w:pPr>
+            <w:r>
+              <w:rPr>
+                <w:color w:val="3B3838" w:themeColor="background2" w:themeShade="40"/>
+                <w:sz w:val="20"/>
+                <w:szCs w:val="20"/>
+              </w:rPr>
+              <w:t>Customer VAT number</w:t>
+            </w:r>
           </w:p>
         </w:tc>
       </w:tr>
       <w:tr>
-        <w:tc>
-          <w:tcPr>
-            <w:tcW w:w="5215" w:type="dxa"/>
+        <w:trPr>
+          <w:trHeight w:val="115"/>
+        </w:trPr>
+        <w:tc>
+          <w:tcPr>
+            <w:tcW w:w="5670" w:type="dxa"/>
           </w:tcPr>
           <w:p>
             <w:pPr>
               <w:spacing w:line="276" w:lineRule="auto"/>
               <w:rPr>
-                <w:sz w:val="18"/>
-                <w:szCs w:val="18"/>
-              </w:rPr>
-            </w:pPr>
-            <w:r>
-              <w:rPr>
-                <w:sz w:val="18"/>
-                <w:szCs w:val="18"/>
-              </w:rPr>
-              <w:t xml:space="preserve">Vat No. </w:t>
-            </w:r>
+                <w:color w:val="767171" w:themeColor="background2" w:themeShade="80"/>
+                <w:sz w:val="18"/>
+                <w:szCs w:val="18"/>
+              </w:rPr>
+            </w:pPr>
+            <w:r>
+              <w:rPr>
+                <w:color w:val="767171" w:themeColor="background2" w:themeShade="80"/>
+                <w:sz w:val="18"/>
+                <w:szCs w:val="18"/>
+              </w:rPr>
+              <w:t>info@mascleaners.co.za</w:t>
+            </w:r>
+          </w:p>
+        </w:tc>
+        <w:tc>
+          <w:tcPr>
+            <w:tcW w:w="3680" w:type="dxa"/>
+          </w:tcPr>
+          <w:p>
+            <w:pPr>
+              <w:spacing w:line="276" w:lineRule="auto"/>
+              <w:rPr>
+                <w:sz w:val="18"/>
+                <w:szCs w:val="18"/>
+              </w:rPr>
+            </w:pPr>
             <w:proofErr w:type="spellStart"/>
             <w:r>
               <w:rPr>
+                <w:color w:val="767171" w:themeColor="background2" w:themeShade="80"/>
                 <w:sz w:val="18"/>
                 <w:szCs w:val="18"/>
               </w:rPr>
               <w:t>xx_vat</w:t>
             </w:r>
             <w:proofErr w:type="spellEnd"/>
-          </w:p>
-        </w:tc>
-        <w:tc>
-          <w:tcPr>
-            <w:tcW w:w="1620" w:type="dxa"/>
-          </w:tcPr>
-          <w:p>
-            <w:pPr>
-              <w:spacing w:line="276" w:lineRule="auto"/>
-              <w:rPr>
-                <w:sz w:val="18"/>
-                <w:szCs w:val="18"/>
-              </w:rPr>
-            </w:pPr>
-          </w:p>
-        </w:tc>
-        <w:tc>
-          <w:tcPr>
-            <w:tcW w:w="2515" w:type="dxa"/>
-          </w:tcPr>
-          <w:p>
-            <w:pPr>
-              <w:spacing w:line="276" w:lineRule="auto"/>
-              <w:rPr>
-                <w:sz w:val="18"/>
-                <w:szCs w:val="18"/>
-              </w:rPr>
-            </w:pPr>
           </w:p>
         </w:tc>
       </w:tr>
     </w:tbl>
-    <w:p>
-      <w:pPr>
-        <w:spacing w:after="0"/>
-      </w:pPr>
-    </w:p>
+    <w:p/>
+    <w:p/>
     <w:p>
       <w:pPr>
         <w:rPr>
@@ -1107,650 +818,6 @@
     </w:tbl>
     <w:p>
       <w:pPr>
-        <w:rPr>
-          <w:b/>
-          <w:bCs/>
-          <w:sz w:val="20"/>
-          <w:szCs w:val="20"/>
-        </w:rPr>
-      </w:pPr>
-      <w:r>
-        <w:rPr>
-          <w:b/>
-          <w:bCs/>
-          <w:sz w:val="20"/>
-          <w:szCs w:val="20"/>
-        </w:rPr>
-        <w:t>Terms &amp; Conditions</w:t>
-      </w:r>
-    </w:p>
-    <w:p>
-      <w:pPr>
-        <w:spacing w:after="0"/>
-        <w:jc w:val="both"/>
-        <w:rPr>
-          <w:sz w:val="18"/>
-          <w:szCs w:val="18"/>
-        </w:rPr>
-      </w:pPr>
-      <w:r>
-        <w:rPr>
-          <w:sz w:val="18"/>
-          <w:szCs w:val="18"/>
-        </w:rPr>
-        <w:t>1. Goods sold without refurbishment carry a 7-day voluntary guarantee; refurbished goods carry a 3-month voluntary guarantee from date of sale.</w:t>
-      </w:r>
-    </w:p>
-    <w:p>
-      <w:pPr>
-        <w:spacing w:after="0"/>
-        <w:jc w:val="both"/>
-        <w:rPr>
-          <w:sz w:val="18"/>
-          <w:szCs w:val="18"/>
-        </w:rPr>
-      </w:pPr>
-      <w:r>
-        <w:rPr>
-          <w:sz w:val="18"/>
-          <w:szCs w:val="18"/>
-        </w:rPr>
-        <w:t>2. Guarantees exclude misuse, accidental damage, liquid damage, power surge, unauthorized repair or alteration, and normal wear.</w:t>
-      </w:r>
-    </w:p>
-    <w:p>
-      <w:pPr>
-        <w:spacing w:after="0"/>
-        <w:jc w:val="both"/>
-        <w:rPr>
-          <w:sz w:val="18"/>
-          <w:szCs w:val="18"/>
-        </w:rPr>
-      </w:pPr>
-      <w:r>
-        <w:rPr>
-          <w:sz w:val="18"/>
-          <w:szCs w:val="18"/>
-        </w:rPr>
-        <w:t>3. These guarantees are additional to, and do not limit, any statutory rights under applicable South African law.</w:t>
-      </w:r>
-    </w:p>
-    <w:p>
-      <w:pPr>
-        <w:spacing w:after="0"/>
-        <w:jc w:val="both"/>
-        <w:rPr>
-          <w:sz w:val="18"/>
-          <w:szCs w:val="18"/>
-        </w:rPr>
-      </w:pPr>
-      <w:r>
-        <w:rPr>
-          <w:sz w:val="18"/>
-          <w:szCs w:val="18"/>
-        </w:rPr>
-        <w:t>4. Proof of purchase is required for all warranty claims.</w:t>
-      </w:r>
-    </w:p>
-    <w:p>
-      <w:pPr>
-        <w:spacing w:after="0"/>
-        <w:jc w:val="both"/>
-        <w:rPr>
-          <w:sz w:val="18"/>
-          <w:szCs w:val="18"/>
-        </w:rPr>
-      </w:pPr>
-      <w:r>
-        <w:rPr>
-          <w:sz w:val="18"/>
-          <w:szCs w:val="18"/>
-        </w:rPr>
-        <w:t>5. Scrap fractions are sourced through our approved collection and beneficiary network and recorded electronically from procurement through processing to final output.</w:t>
-      </w:r>
-    </w:p>
-    <w:p>
-      <w:pPr>
-        <w:spacing w:after="0"/>
-        <w:jc w:val="both"/>
-        <w:rPr>
-          <w:sz w:val="18"/>
-          <w:szCs w:val="18"/>
-        </w:rPr>
-      </w:pPr>
-      <w:r>
-        <w:rPr>
-          <w:sz w:val="18"/>
-          <w:szCs w:val="18"/>
-        </w:rPr>
-        <w:t>6. Recovered materials may contain reasonable variations inherent to recycled and secondary materials.</w:t>
-      </w:r>
-    </w:p>
-    <w:p>
-      <w:pPr>
-        <w:spacing w:after="0"/>
-        <w:jc w:val="both"/>
-        <w:rPr>
-          <w:sz w:val="18"/>
-          <w:szCs w:val="18"/>
-        </w:rPr>
-      </w:pPr>
-      <w:r>
-        <w:rPr>
-          <w:sz w:val="18"/>
-          <w:szCs w:val="18"/>
-        </w:rPr>
-        <w:t>7. Copper and other controlled metals are acquired in accordance with applicable Second-Hand Goods Act requirements and Company due-diligence procedures.</w:t>
-      </w:r>
-    </w:p>
-    <w:p>
-      <w:pPr>
-        <w:spacing w:after="0"/>
-        <w:jc w:val="both"/>
-        <w:rPr>
-          <w:sz w:val="18"/>
-          <w:szCs w:val="18"/>
-        </w:rPr>
-      </w:pPr>
-      <w:r>
-        <w:rPr>
-          <w:sz w:val="18"/>
-          <w:szCs w:val="18"/>
-        </w:rPr>
-        <w:t>8. Sellers warrant lawful ownership and origin of all controlled metals supplied.</w:t>
-      </w:r>
-    </w:p>
-    <w:p>
-      <w:pPr>
-        <w:spacing w:after="0"/>
-        <w:jc w:val="both"/>
-        <w:rPr>
-          <w:sz w:val="18"/>
-          <w:szCs w:val="18"/>
-        </w:rPr>
-      </w:pPr>
-      <w:r>
-        <w:rPr>
-          <w:sz w:val="18"/>
-          <w:szCs w:val="18"/>
-        </w:rPr>
-        <w:t>9. All copper purchases are paid electronically in accordance with Company policy; applicable identification, transaction and compliance records are retained.</w:t>
-      </w:r>
-    </w:p>
-    <w:p>
-      <w:pPr>
-        <w:spacing w:after="0"/>
-        <w:jc w:val="both"/>
-        <w:rPr>
-          <w:sz w:val="18"/>
-          <w:szCs w:val="18"/>
-        </w:rPr>
-      </w:pPr>
-      <w:r>
-        <w:rPr>
-          <w:sz w:val="18"/>
-          <w:szCs w:val="18"/>
-        </w:rPr>
-        <w:t>10. We reserve the right to refuse any controlled-metal transaction were ownership, origin or required documentation cannot be satisfactorily verified.</w:t>
-      </w:r>
-    </w:p>
-    <w:p>
-      <w:pPr>
-        <w:spacing w:after="0"/>
-        <w:jc w:val="both"/>
-        <w:rPr>
-          <w:sz w:val="18"/>
-          <w:szCs w:val="18"/>
-        </w:rPr>
-      </w:pPr>
-      <w:r>
-        <w:rPr>
-          <w:sz w:val="18"/>
-          <w:szCs w:val="18"/>
-        </w:rPr>
-        <w:t>11. Payment terms, quantities, grades and descriptions are as reflected on this invoice and associated transaction records.</w:t>
-      </w:r>
-    </w:p>
-    <w:p>
-      <w:pPr>
-        <w:spacing w:after="0"/>
-        <w:jc w:val="both"/>
-        <w:rPr>
-          <w:sz w:val="18"/>
-          <w:szCs w:val="18"/>
-        </w:rPr>
-      </w:pPr>
-      <w:r>
-        <w:rPr>
-          <w:sz w:val="18"/>
-          <w:szCs w:val="18"/>
-        </w:rPr>
-        <w:t>12. Full Terms &amp; Conditions available on request / website</w:t>
-      </w:r>
-      <w:r>
-        <w:rPr>
-          <w:sz w:val="18"/>
-          <w:szCs w:val="18"/>
-        </w:rPr>
-        <w:t xml:space="preserve"> (</w:t>
-      </w:r>
-      <w:r>
-        <w:rPr>
-          <w:sz w:val="18"/>
-          <w:szCs w:val="18"/>
-        </w:rPr>
-        <w:t xml:space="preserve"> </w:t>
-      </w:r>
-      <w:hyperlink r:id="rId10" w:history="1">
-        <w:r>
-          <w:rPr>
-            <w:rStyle w:val="Hyperlink"/>
-            <w:sz w:val="18"/>
-            <w:szCs w:val="18"/>
-          </w:rPr>
-          <w:t>www.local.ecrsa.pro/terms/invoice</w:t>
-        </w:r>
-      </w:hyperlink>
-      <w:r>
-        <w:rPr>
-          <w:sz w:val="18"/>
-          <w:szCs w:val="18"/>
-        </w:rPr>
-        <w:t xml:space="preserve"> </w:t>
-      </w:r>
-      <w:r>
-        <w:rPr>
-          <w:sz w:val="18"/>
-          <w:szCs w:val="18"/>
-        </w:rPr>
-        <w:t>)</w:t>
-      </w:r>
-      <w:r>
-        <w:rPr>
-          <w:sz w:val="18"/>
-          <w:szCs w:val="18"/>
-        </w:rPr>
-        <w:t>.</w:t>
-      </w:r>
-    </w:p>
-    <w:p>
-      <w:pPr>
-        <w:spacing w:after="0"/>
-        <w:jc w:val="both"/>
-        <w:rPr>
-          <w:sz w:val="18"/>
-          <w:szCs w:val="18"/>
-        </w:rPr>
-      </w:pPr>
-    </w:p>
-    <w:p>
-      <w:pPr>
-        <w:jc w:val="both"/>
-        <w:rPr>
-          <w:b/>
-          <w:bCs/>
-          <w:sz w:val="20"/>
-          <w:szCs w:val="20"/>
-        </w:rPr>
-      </w:pPr>
-      <w:r>
-        <w:rPr>
-          <w:b/>
-          <w:bCs/>
-          <w:sz w:val="20"/>
-          <w:szCs w:val="20"/>
-        </w:rPr>
-        <w:t>Banking Details</w:t>
-      </w:r>
-    </w:p>
-    <w:tbl>
-      <w:tblPr>
-        <w:tblStyle w:val="TableGrid"/>
-        <w:tblW w:w="0" w:type="auto"/>
-        <w:tblBorders>
-          <w:top w:val="none" w:sz="0" w:space="0" w:color="auto"/>
-          <w:left w:val="none" w:sz="0" w:space="0" w:color="auto"/>
-          <w:bottom w:val="none" w:sz="0" w:space="0" w:color="auto"/>
-          <w:right w:val="none" w:sz="0" w:space="0" w:color="auto"/>
-          <w:insideH w:val="none" w:sz="0" w:space="0" w:color="auto"/>
-          <w:insideV w:val="none" w:sz="0" w:space="0" w:color="auto"/>
-        </w:tblBorders>
-        <w:tblLook w:val="04A0" w:firstRow="1" w:lastRow="0" w:firstColumn="1" w:lastColumn="0" w:noHBand="0" w:noVBand="1"/>
-      </w:tblPr>
-      <w:tblGrid>
-        <w:gridCol w:w="1885"/>
-        <w:gridCol w:w="270"/>
-        <w:gridCol w:w="7195"/>
-      </w:tblGrid>
-      <w:tr>
-        <w:tc>
-          <w:tcPr>
-            <w:tcW w:w="1885" w:type="dxa"/>
-          </w:tcPr>
-          <w:p>
-            <w:pPr>
-              <w:jc w:val="both"/>
-              <w:rPr>
-                <w:sz w:val="18"/>
-                <w:szCs w:val="18"/>
-              </w:rPr>
-            </w:pPr>
-            <w:r>
-              <w:rPr>
-                <w:sz w:val="18"/>
-                <w:szCs w:val="18"/>
-              </w:rPr>
-              <w:t>Account Holder</w:t>
-            </w:r>
-          </w:p>
-        </w:tc>
-        <w:tc>
-          <w:tcPr>
-            <w:tcW w:w="270" w:type="dxa"/>
-          </w:tcPr>
-          <w:p>
-            <w:pPr>
-              <w:jc w:val="both"/>
-              <w:rPr>
-                <w:sz w:val="18"/>
-                <w:szCs w:val="18"/>
-              </w:rPr>
-            </w:pPr>
-            <w:r>
-              <w:rPr>
-                <w:sz w:val="18"/>
-                <w:szCs w:val="18"/>
-              </w:rPr>
-              <w:t>:</w:t>
-            </w:r>
-          </w:p>
-        </w:tc>
-        <w:tc>
-          <w:tcPr>
-            <w:tcW w:w="7195" w:type="dxa"/>
-          </w:tcPr>
-          <w:p>
-            <w:pPr>
-              <w:jc w:val="both"/>
-              <w:rPr>
-                <w:sz w:val="18"/>
-                <w:szCs w:val="18"/>
-              </w:rPr>
-            </w:pPr>
-            <w:r>
-              <w:rPr>
-                <w:sz w:val="18"/>
-                <w:szCs w:val="18"/>
-              </w:rPr>
-              <w:t>EC E-Waste Management (Pty) Ltd</w:t>
-            </w:r>
-          </w:p>
-        </w:tc>
-      </w:tr>
-      <w:tr>
-        <w:tc>
-          <w:tcPr>
-            <w:tcW w:w="1885" w:type="dxa"/>
-          </w:tcPr>
-          <w:p>
-            <w:pPr>
-              <w:jc w:val="both"/>
-              <w:rPr>
-                <w:sz w:val="18"/>
-                <w:szCs w:val="18"/>
-              </w:rPr>
-            </w:pPr>
-            <w:r>
-              <w:rPr>
-                <w:sz w:val="18"/>
-                <w:szCs w:val="18"/>
-              </w:rPr>
-              <w:t>Bank Name</w:t>
-            </w:r>
-          </w:p>
-        </w:tc>
-        <w:tc>
-          <w:tcPr>
-            <w:tcW w:w="270" w:type="dxa"/>
-          </w:tcPr>
-          <w:p>
-            <w:pPr>
-              <w:jc w:val="both"/>
-              <w:rPr>
-                <w:sz w:val="18"/>
-                <w:szCs w:val="18"/>
-              </w:rPr>
-            </w:pPr>
-            <w:r>
-              <w:rPr>
-                <w:sz w:val="18"/>
-                <w:szCs w:val="18"/>
-              </w:rPr>
-              <w:t>:</w:t>
-            </w:r>
-          </w:p>
-        </w:tc>
-        <w:tc>
-          <w:tcPr>
-            <w:tcW w:w="7195" w:type="dxa"/>
-          </w:tcPr>
-          <w:p>
-            <w:pPr>
-              <w:jc w:val="both"/>
-              <w:rPr>
-                <w:sz w:val="18"/>
-                <w:szCs w:val="18"/>
-              </w:rPr>
-            </w:pPr>
-            <w:r>
-              <w:rPr>
-                <w:sz w:val="18"/>
-                <w:szCs w:val="18"/>
-              </w:rPr>
-              <w:t>First National Bank</w:t>
-            </w:r>
-          </w:p>
-        </w:tc>
-      </w:tr>
-      <w:tr>
-        <w:tc>
-          <w:tcPr>
-            <w:tcW w:w="1885" w:type="dxa"/>
-          </w:tcPr>
-          <w:p>
-            <w:pPr>
-              <w:jc w:val="both"/>
-              <w:rPr>
-                <w:sz w:val="18"/>
-                <w:szCs w:val="18"/>
-              </w:rPr>
-            </w:pPr>
-            <w:r>
-              <w:rPr>
-                <w:sz w:val="18"/>
-                <w:szCs w:val="18"/>
-              </w:rPr>
-              <w:t>Account Number</w:t>
-            </w:r>
-          </w:p>
-        </w:tc>
-        <w:tc>
-          <w:tcPr>
-            <w:tcW w:w="270" w:type="dxa"/>
-          </w:tcPr>
-          <w:p>
-            <w:pPr>
-              <w:jc w:val="both"/>
-              <w:rPr>
-                <w:sz w:val="18"/>
-                <w:szCs w:val="18"/>
-              </w:rPr>
-            </w:pPr>
-            <w:r>
-              <w:rPr>
-                <w:sz w:val="18"/>
-                <w:szCs w:val="18"/>
-              </w:rPr>
-              <w:t>:</w:t>
-            </w:r>
-          </w:p>
-        </w:tc>
-        <w:tc>
-          <w:tcPr>
-            <w:tcW w:w="7195" w:type="dxa"/>
-          </w:tcPr>
-          <w:p>
-            <w:pPr>
-              <w:jc w:val="both"/>
-              <w:rPr>
-                <w:sz w:val="18"/>
-                <w:szCs w:val="18"/>
-              </w:rPr>
-            </w:pPr>
-            <w:r>
-              <w:rPr>
-                <w:sz w:val="18"/>
-                <w:szCs w:val="18"/>
-              </w:rPr>
-              <w:t>62939144680</w:t>
-            </w:r>
-          </w:p>
-        </w:tc>
-      </w:tr>
-      <w:tr>
-        <w:tc>
-          <w:tcPr>
-            <w:tcW w:w="1885" w:type="dxa"/>
-          </w:tcPr>
-          <w:p>
-            <w:pPr>
-              <w:jc w:val="both"/>
-              <w:rPr>
-                <w:sz w:val="18"/>
-                <w:szCs w:val="18"/>
-              </w:rPr>
-            </w:pPr>
-            <w:r>
-              <w:rPr>
-                <w:sz w:val="18"/>
-                <w:szCs w:val="18"/>
-              </w:rPr>
-              <w:t>Branch Code</w:t>
-            </w:r>
-          </w:p>
-        </w:tc>
-        <w:tc>
-          <w:tcPr>
-            <w:tcW w:w="270" w:type="dxa"/>
-          </w:tcPr>
-          <w:p>
-            <w:pPr>
-              <w:jc w:val="both"/>
-              <w:rPr>
-                <w:sz w:val="18"/>
-                <w:szCs w:val="18"/>
-              </w:rPr>
-            </w:pPr>
-            <w:r>
-              <w:rPr>
-                <w:sz w:val="18"/>
-                <w:szCs w:val="18"/>
-              </w:rPr>
-              <w:t>:</w:t>
-            </w:r>
-          </w:p>
-        </w:tc>
-        <w:tc>
-          <w:tcPr>
-            <w:tcW w:w="7195" w:type="dxa"/>
-          </w:tcPr>
-          <w:p>
-            <w:pPr>
-              <w:jc w:val="both"/>
-              <w:rPr>
-                <w:sz w:val="18"/>
-                <w:szCs w:val="18"/>
-              </w:rPr>
-            </w:pPr>
-            <w:r>
-              <w:rPr>
-                <w:sz w:val="18"/>
-                <w:szCs w:val="18"/>
-              </w:rPr>
-              <w:t>223726</w:t>
-            </w:r>
-          </w:p>
-        </w:tc>
-      </w:tr>
-      <w:tr>
-        <w:tc>
-          <w:tcPr>
-            <w:tcW w:w="1885" w:type="dxa"/>
-          </w:tcPr>
-          <w:p>
-            <w:pPr>
-              <w:jc w:val="both"/>
-              <w:rPr>
-                <w:sz w:val="18"/>
-                <w:szCs w:val="18"/>
-              </w:rPr>
-            </w:pPr>
-            <w:r>
-              <w:rPr>
-                <w:sz w:val="18"/>
-                <w:szCs w:val="18"/>
-              </w:rPr>
-              <w:t>Branch Name</w:t>
-            </w:r>
-          </w:p>
-        </w:tc>
-        <w:tc>
-          <w:tcPr>
-            <w:tcW w:w="270" w:type="dxa"/>
-          </w:tcPr>
-          <w:p>
-            <w:pPr>
-              <w:jc w:val="both"/>
-              <w:rPr>
-                <w:sz w:val="18"/>
-                <w:szCs w:val="18"/>
-              </w:rPr>
-            </w:pPr>
-            <w:r>
-              <w:rPr>
-                <w:sz w:val="18"/>
-                <w:szCs w:val="18"/>
-              </w:rPr>
-              <w:t>:</w:t>
-            </w:r>
-          </w:p>
-        </w:tc>
-        <w:tc>
-          <w:tcPr>
-            <w:tcW w:w="7195" w:type="dxa"/>
-          </w:tcPr>
-          <w:p>
-            <w:pPr>
-              <w:jc w:val="both"/>
-              <w:rPr>
-                <w:sz w:val="18"/>
-                <w:szCs w:val="18"/>
-              </w:rPr>
-            </w:pPr>
-            <w:r>
-              <w:rPr>
-                <w:sz w:val="18"/>
-                <w:szCs w:val="18"/>
-              </w:rPr>
-              <w:t>Hillcrest</w:t>
-            </w:r>
-          </w:p>
-        </w:tc>
-      </w:tr>
-    </w:tbl>
-    <w:p>
-      <w:pPr>
-        <w:jc w:val="both"/>
         <w:rPr>
           <w:sz w:val="18"/>
           <w:szCs w:val="18"/>
@@ -2268,7 +1335,6 @@
     <w:next w:val="Normal"/>
     <w:link w:val="Heading3Char"/>
     <w:uiPriority w:val="9"/>
-    <w:semiHidden/>
     <w:unhideWhenUsed/>
     <w:qFormat/>
     <w:rsid w:val="003A280B"/>
@@ -2420,7 +1486,6 @@
   <w:style w:type="character" w:default="1" w:styleId="DefaultParagraphFont">
     <w:name w:val="Default Paragraph Font"/>
     <w:uiPriority w:val="1"/>
-    <w:semiHidden/>
     <w:unhideWhenUsed/>
   </w:style>
   <w:style w:type="table" w:default="1" w:styleId="TableNormal">
@@ -2476,7 +1541,6 @@
     <w:basedOn w:val="DefaultParagraphFont"/>
     <w:link w:val="Heading3"/>
     <w:uiPriority w:val="9"/>
-    <w:semiHidden/>
     <w:rsid w:val="003A280B"/>
     <w:rPr>
       <w:rFonts w:eastAsiaTheme="majorEastAsia" w:cstheme="majorBidi"/>
